--- a/TermProjectDoc.docx
+++ b/TermProjectDoc.docx
@@ -4,8 +4,38 @@
   <w:body>
     <w:p>
       <w:r>
+        <w:t>Mohamed allami</w:t>
+      </w:r>
+    </w:p>
+    <w:p>
+      <w:r>
+        <w:t>GITHUB:</w:t>
+      </w:r>
+      <w:r>
+        <w:t xml:space="preserve"> </w:t>
+      </w:r>
+      <w:hyperlink r:id="rId5" w:history="1">
+        <w:r>
+          <w:rPr>
+            <w:rStyle w:val="Hyperlink"/>
+          </w:rPr>
+          <w:t>https://github.com/MoeAllami/CIS476_TermProject.git</w:t>
+        </w:r>
+      </w:hyperlink>
+    </w:p>
+    <w:p>
+      <w:r>
+        <w:t>VIDEO DEMO: IN Project Repo</w:t>
+      </w:r>
+    </w:p>
+    <w:p/>
+    <w:p>
+      <w:r>
+        <w:rPr>
+          <w:noProof/>
+        </w:rPr>
         <w:drawing>
-          <wp:inline distT="0" distB="0" distL="0" distR="0" wp14:anchorId="0AAE53ED" wp14:editId="0A5642DE">
+          <wp:inline distT="0" distB="0" distL="0" distR="0" wp14:anchorId="6D34F6EB" wp14:editId="23F18491">
             <wp:extent cx="5007836" cy="4389714"/>
             <wp:effectExtent l="0" t="0" r="2540" b="0"/>
             <wp:docPr id="1927468246" name="Picture 1" descr="A diagram of a car builder&#10;&#10;Description automatically generated"/>
@@ -20,7 +50,7 @@
                     <pic:cNvPicPr/>
                   </pic:nvPicPr>
                   <pic:blipFill>
-                    <a:blip r:embed="rId5"/>
+                    <a:blip r:embed="rId6"/>
                     <a:stretch>
                       <a:fillRect/>
                     </a:stretch>
@@ -41,19 +71,15 @@
         </w:drawing>
       </w:r>
     </w:p>
+    <w:p/>
     <w:p>
       <w:r>
         <w:t>Implementation:</w:t>
       </w:r>
     </w:p>
     <w:p>
-      <w:proofErr w:type="spellStart"/>
-      <w:r>
-        <w:t>CarBuilder</w:t>
-      </w:r>
-      <w:proofErr w:type="spellEnd"/>
-      <w:r>
-        <w:t>: This class provides methods to set the various attributes of a Car object incrementally. It includes methods for setting the owner, make, model, year, details, location, pricing, rules, and availability.</w:t>
+      <w:r>
+        <w:t>CarBuilder: This class provides methods to set the various attributes of a Car object incrementally. It includes methods for setting the owner, make, model, year, details, location, pricing, rules, and availability.</w:t>
       </w:r>
     </w:p>
     <w:p>
@@ -70,6 +96,9 @@
     <w:p/>
     <w:p>
       <w:r>
+        <w:rPr>
+          <w:noProof/>
+        </w:rPr>
         <w:lastRenderedPageBreak/>
         <w:drawing>
           <wp:inline distT="0" distB="0" distL="0" distR="0" wp14:anchorId="35AEAC13" wp14:editId="6C90ECD1">
@@ -87,7 +116,7 @@
                     <pic:cNvPicPr/>
                   </pic:nvPicPr>
                   <pic:blipFill>
-                    <a:blip r:embed="rId6"/>
+                    <a:blip r:embed="rId7"/>
                     <a:stretch>
                       <a:fillRect/>
                     </a:stretch>
@@ -109,52 +138,21 @@
       </w:r>
     </w:p>
     <w:p>
-      <w:proofErr w:type="spellStart"/>
-      <w:r>
-        <w:t>SecurityQuestionHandler</w:t>
-      </w:r>
-      <w:proofErr w:type="spellEnd"/>
-      <w:r>
-        <w:t>: This is the base class that defines the structure for handling security questions. It includes a </w:t>
-      </w:r>
-      <w:proofErr w:type="spellStart"/>
-      <w:r>
-        <w:t>setNext</w:t>
-      </w:r>
-      <w:proofErr w:type="spellEnd"/>
-      <w:r>
-        <w:t> method to chain handlers and a handle method to pass the request to the next handler in the chain.</w:t>
-      </w:r>
-    </w:p>
-    <w:p>
-      <w:proofErr w:type="spellStart"/>
-      <w:r>
-        <w:t>UserSecurityQuestionHandler</w:t>
-      </w:r>
-      <w:proofErr w:type="spellEnd"/>
-      <w:r>
-        <w:t>: This class extends the </w:t>
-      </w:r>
-      <w:proofErr w:type="spellStart"/>
-      <w:r>
-        <w:t>SecurityQuestionHandler</w:t>
-      </w:r>
-      <w:proofErr w:type="spellEnd"/>
-      <w:r>
-        <w:t> and implements the </w:t>
-      </w:r>
-      <w:proofErr w:type="spellStart"/>
-      <w:r>
-        <w:t>validateAnswer</w:t>
-      </w:r>
-      <w:proofErr w:type="spellEnd"/>
-      <w:r>
-        <w:t> method to verify the user's answer to a specific security question.</w:t>
-      </w:r>
-    </w:p>
-    <w:p/>
-    <w:p>
-      <w:r>
+      <w:r>
+        <w:t>SecurityQuestionHandler: This is the base class that defines the structure for handling security questions. It includes a setNext method to chain handlers and a handle method to pass the request to the next handler in the chain.</w:t>
+      </w:r>
+    </w:p>
+    <w:p>
+      <w:r>
+        <w:t>UserSecurityQuestionHandler: This class extends the SecurityQuestionHandler and implements the validateAnswer method to verify the user's answer to a specific security question.</w:t>
+      </w:r>
+    </w:p>
+    <w:p/>
+    <w:p>
+      <w:r>
+        <w:rPr>
+          <w:noProof/>
+        </w:rPr>
         <w:lastRenderedPageBreak/>
         <w:drawing>
           <wp:inline distT="0" distB="0" distL="0" distR="0" wp14:anchorId="295F574E" wp14:editId="49A525ED">
@@ -172,7 +170,7 @@
                     <pic:cNvPicPr/>
                   </pic:nvPicPr>
                   <pic:blipFill>
-                    <a:blip r:embed="rId7"/>
+                    <a:blip r:embed="rId8"/>
                     <a:stretch>
                       <a:fillRect/>
                     </a:stretch>
@@ -194,21 +192,19 @@
       </w:r>
     </w:p>
     <w:p>
-      <w:proofErr w:type="spellStart"/>
-      <w:r>
-        <w:t>MessagingMediator</w:t>
-      </w:r>
-      <w:proofErr w:type="spellEnd"/>
-      <w:r>
-        <w:t>: This class manages the communication between different participants. It includes methods to register participants and send messages between them.</w:t>
-      </w:r>
-    </w:p>
-    <w:p/>
-    <w:p/>
-    <w:p/>
-    <w:p/>
-    <w:p>
-      <w:r>
+      <w:r>
+        <w:t>MessagingMediator: This class manages the communication between different participants. It includes methods to register participants and send messages between them.</w:t>
+      </w:r>
+    </w:p>
+    <w:p/>
+    <w:p/>
+    <w:p/>
+    <w:p/>
+    <w:p>
+      <w:r>
+        <w:rPr>
+          <w:noProof/>
+        </w:rPr>
         <w:lastRenderedPageBreak/>
         <w:drawing>
           <wp:inline distT="0" distB="0" distL="0" distR="0" wp14:anchorId="248D3945" wp14:editId="0ED6B36C">
@@ -226,7 +222,7 @@
                     <pic:cNvPicPr/>
                   </pic:nvPicPr>
                   <pic:blipFill>
-                    <a:blip r:embed="rId8"/>
+                    <a:blip r:embed="rId9"/>
                     <a:stretch>
                       <a:fillRect/>
                     </a:stretch>
@@ -248,37 +244,22 @@
       </w:r>
     </w:p>
     <w:p>
-      <w:proofErr w:type="spellStart"/>
-      <w:r>
-        <w:t>NotificationSubject</w:t>
-      </w:r>
-      <w:proofErr w:type="spellEnd"/>
-      <w:r>
-        <w:t>: This class maintains a list of observers and provides methods to add, remove, and notify them of changes.</w:t>
-      </w:r>
-    </w:p>
-    <w:p>
-      <w:proofErr w:type="spellStart"/>
-      <w:r>
-        <w:t>EmailNotificationObserver</w:t>
-      </w:r>
-      <w:proofErr w:type="spellEnd"/>
-      <w:r>
-        <w:t> and </w:t>
-      </w:r>
-      <w:proofErr w:type="spellStart"/>
-      <w:r>
-        <w:t>InAppNotificationObserver</w:t>
-      </w:r>
-      <w:proofErr w:type="spellEnd"/>
-      <w:r>
-        <w:t>: These classes implement the update method to perform specific actions when notified, such as sending an email or creating an in-app notification.</w:t>
-      </w:r>
-    </w:p>
-    <w:p/>
-    <w:p/>
-    <w:p>
-      <w:r>
+      <w:r>
+        <w:t>NotificationSubject: This class maintains a list of observers and provides methods to add, remove, and notify them of changes.</w:t>
+      </w:r>
+    </w:p>
+    <w:p>
+      <w:r>
+        <w:t>EmailNotificationObserver and InAppNotificationObserver: These classes implement the update method to perform specific actions when notified, such as sending an email or creating an in-app notification.</w:t>
+      </w:r>
+    </w:p>
+    <w:p/>
+    <w:p/>
+    <w:p>
+      <w:r>
+        <w:rPr>
+          <w:noProof/>
+        </w:rPr>
         <w:drawing>
           <wp:inline distT="0" distB="0" distL="0" distR="0" wp14:anchorId="264AF9CD" wp14:editId="255DE96B">
             <wp:extent cx="4677428" cy="1905266"/>
@@ -295,7 +276,7 @@
                     <pic:cNvPicPr/>
                   </pic:nvPicPr>
                   <pic:blipFill>
-                    <a:blip r:embed="rId9"/>
+                    <a:blip r:embed="rId10"/>
                     <a:stretch>
                       <a:fillRect/>
                     </a:stretch>
@@ -317,31 +298,13 @@
       </w:r>
     </w:p>
     <w:p>
-      <w:proofErr w:type="spellStart"/>
-      <w:r>
-        <w:t>RealPaymentService</w:t>
-      </w:r>
-      <w:proofErr w:type="spellEnd"/>
-      <w:r>
-        <w:t>: This class handles the actual payment processing logic.</w:t>
-      </w:r>
-    </w:p>
-    <w:p>
-      <w:proofErr w:type="spellStart"/>
-      <w:r>
-        <w:t>PaymentProxy</w:t>
-      </w:r>
-      <w:proofErr w:type="spellEnd"/>
-      <w:r>
-        <w:t>: This class acts as a proxy, validating payment data, logging payment attempts, and forwarding the request to the </w:t>
-      </w:r>
-      <w:proofErr w:type="spellStart"/>
-      <w:r>
-        <w:t>RealPaymentService</w:t>
-      </w:r>
-      <w:proofErr w:type="spellEnd"/>
-      <w:r>
-        <w:t>.</w:t>
+      <w:r>
+        <w:t>RealPaymentService: This class handles the actual payment processing logic.</w:t>
+      </w:r>
+    </w:p>
+    <w:p>
+      <w:r>
+        <w:t>PaymentProxy: This class acts as a proxy, validating payment data, logging payment attempts, and forwarding the request to the RealPaymentService.</w:t>
       </w:r>
     </w:p>
     <w:p/>
@@ -374,38 +337,37 @@
           <w:szCs w:val="27"/>
           <w:shd w:val="clear" w:color="auto" w:fill="F2F2F2"/>
         </w:rPr>
-        <w:t>User Registration and Authentication:</w:t>
-      </w:r>
-      <w:r>
+        <w:t>User Registration and Authentication: using nextAuth</w:t>
+      </w:r>
+    </w:p>
+    <w:p>
+      <w:pPr>
         <w:rPr>
           <w:rFonts w:ascii="Arial" w:hAnsi="Arial" w:cs="Arial"/>
           <w:sz w:val="27"/>
           <w:szCs w:val="27"/>
           <w:shd w:val="clear" w:color="auto" w:fill="F2F2F2"/>
         </w:rPr>
-        <w:t xml:space="preserve"> using </w:t>
-      </w:r>
-      <w:proofErr w:type="spellStart"/>
-      <w:r>
+      </w:pPr>
+    </w:p>
+    <w:p>
+      <w:pPr>
         <w:rPr>
           <w:rFonts w:ascii="Arial" w:hAnsi="Arial" w:cs="Arial"/>
           <w:sz w:val="27"/>
           <w:szCs w:val="27"/>
           <w:shd w:val="clear" w:color="auto" w:fill="F2F2F2"/>
         </w:rPr>
-        <w:t>nextAuth</w:t>
-      </w:r>
-      <w:proofErr w:type="spellEnd"/>
-    </w:p>
-    <w:p>
-      <w:pPr>
+      </w:pPr>
+      <w:r>
         <w:rPr>
           <w:rFonts w:ascii="Arial" w:hAnsi="Arial" w:cs="Arial"/>
           <w:sz w:val="27"/>
           <w:szCs w:val="27"/>
           <w:shd w:val="clear" w:color="auto" w:fill="F2F2F2"/>
         </w:rPr>
-      </w:pPr>
+        <w:t>-Password Recovery</w:t>
+      </w:r>
     </w:p>
     <w:p>
       <w:pPr>
@@ -416,25 +378,25 @@
           <w:shd w:val="clear" w:color="auto" w:fill="F2F2F2"/>
         </w:rPr>
       </w:pPr>
-      <w:r>
+    </w:p>
+    <w:p>
+      <w:pPr>
         <w:rPr>
           <w:rFonts w:ascii="Arial" w:hAnsi="Arial" w:cs="Arial"/>
           <w:sz w:val="27"/>
           <w:szCs w:val="27"/>
           <w:shd w:val="clear" w:color="auto" w:fill="F2F2F2"/>
         </w:rPr>
-        <w:t>-Password Recovery</w:t>
-      </w:r>
-    </w:p>
-    <w:p>
-      <w:pPr>
+      </w:pPr>
+      <w:r>
         <w:rPr>
           <w:rFonts w:ascii="Arial" w:hAnsi="Arial" w:cs="Arial"/>
           <w:sz w:val="27"/>
           <w:szCs w:val="27"/>
           <w:shd w:val="clear" w:color="auto" w:fill="F2F2F2"/>
         </w:rPr>
-      </w:pPr>
+        <w:t>-Car Listing and Management: owners can manage cars, and renters can manage bookings</w:t>
+      </w:r>
     </w:p>
     <w:p>
       <w:pPr>
@@ -445,15 +407,16 @@
           <w:shd w:val="clear" w:color="auto" w:fill="F2F2F2"/>
         </w:rPr>
       </w:pPr>
-      <w:r>
+    </w:p>
+    <w:p>
+      <w:pPr>
         <w:rPr>
           <w:rFonts w:ascii="Arial" w:hAnsi="Arial" w:cs="Arial"/>
           <w:sz w:val="27"/>
           <w:szCs w:val="27"/>
           <w:shd w:val="clear" w:color="auto" w:fill="F2F2F2"/>
         </w:rPr>
-        <w:t>-</w:t>
-      </w:r>
+      </w:pPr>
       <w:r>
         <w:rPr>
           <w:rFonts w:ascii="Arial" w:hAnsi="Arial" w:cs="Arial"/>
@@ -461,28 +424,31 @@
           <w:szCs w:val="27"/>
           <w:shd w:val="clear" w:color="auto" w:fill="F2F2F2"/>
         </w:rPr>
-        <w:t>Car Listing and Management:</w:t>
-      </w:r>
-      <w:r>
+        <w:t>-Search and Booking: Car search function by availability, price, model, location</w:t>
+      </w:r>
+    </w:p>
+    <w:p>
+      <w:pPr>
         <w:rPr>
           <w:rFonts w:ascii="Arial" w:hAnsi="Arial" w:cs="Arial"/>
           <w:sz w:val="27"/>
           <w:szCs w:val="27"/>
           <w:shd w:val="clear" w:color="auto" w:fill="F2F2F2"/>
         </w:rPr>
-        <w:t xml:space="preserve"> owners can manage cars, and renters can manage bookings</w:t>
-      </w:r>
-    </w:p>
-    <w:p>
-      <w:pPr>
+      </w:pPr>
+    </w:p>
+    <w:p>
+      <w:r>
         <w:rPr>
           <w:rFonts w:ascii="Arial" w:hAnsi="Arial" w:cs="Arial"/>
           <w:sz w:val="27"/>
           <w:szCs w:val="27"/>
           <w:shd w:val="clear" w:color="auto" w:fill="F2F2F2"/>
         </w:rPr>
-      </w:pPr>
-    </w:p>
+        <w:t>-Messaging and Communication: currently the messaging is one way</w:t>
+      </w:r>
+    </w:p>
+    <w:p/>
     <w:p>
       <w:pPr>
         <w:rPr>
@@ -508,113 +474,27 @@
           <w:szCs w:val="27"/>
           <w:shd w:val="clear" w:color="auto" w:fill="F2F2F2"/>
         </w:rPr>
-        <w:t>Search and Booking</w:t>
-      </w:r>
-      <w:r>
+        <w:t>Payment: simulated payment</w:t>
+      </w:r>
+    </w:p>
+    <w:p>
+      <w:pPr>
         <w:rPr>
           <w:rFonts w:ascii="Arial" w:hAnsi="Arial" w:cs="Arial"/>
           <w:sz w:val="27"/>
           <w:szCs w:val="27"/>
           <w:shd w:val="clear" w:color="auto" w:fill="F2F2F2"/>
         </w:rPr>
-        <w:t>: Car search function by availability, price, model, location</w:t>
-      </w:r>
-    </w:p>
-    <w:p>
-      <w:pPr>
+      </w:pPr>
+    </w:p>
+    <w:p>
+      <w:r>
         <w:rPr>
           <w:rFonts w:ascii="Arial" w:hAnsi="Arial" w:cs="Arial"/>
           <w:sz w:val="27"/>
           <w:szCs w:val="27"/>
           <w:shd w:val="clear" w:color="auto" w:fill="F2F2F2"/>
         </w:rPr>
-      </w:pPr>
-    </w:p>
-    <w:p>
-      <w:r>
-        <w:rPr>
-          <w:rFonts w:ascii="Arial" w:hAnsi="Arial" w:cs="Arial"/>
-          <w:sz w:val="27"/>
-          <w:szCs w:val="27"/>
-          <w:shd w:val="clear" w:color="auto" w:fill="F2F2F2"/>
-        </w:rPr>
-        <w:t>-</w:t>
-      </w:r>
-      <w:r>
-        <w:rPr>
-          <w:rFonts w:ascii="Arial" w:hAnsi="Arial" w:cs="Arial"/>
-          <w:sz w:val="27"/>
-          <w:szCs w:val="27"/>
-          <w:shd w:val="clear" w:color="auto" w:fill="F2F2F2"/>
-        </w:rPr>
-        <w:t>Messaging and Communication:</w:t>
-      </w:r>
-      <w:r>
-        <w:rPr>
-          <w:rFonts w:ascii="Arial" w:hAnsi="Arial" w:cs="Arial"/>
-          <w:sz w:val="27"/>
-          <w:szCs w:val="27"/>
-          <w:shd w:val="clear" w:color="auto" w:fill="F2F2F2"/>
-        </w:rPr>
-        <w:t xml:space="preserve"> currently the messaging is one way</w:t>
-      </w:r>
-    </w:p>
-    <w:p/>
-    <w:p>
-      <w:pPr>
-        <w:rPr>
-          <w:rFonts w:ascii="Arial" w:hAnsi="Arial" w:cs="Arial"/>
-          <w:sz w:val="27"/>
-          <w:szCs w:val="27"/>
-          <w:shd w:val="clear" w:color="auto" w:fill="F2F2F2"/>
-        </w:rPr>
-      </w:pPr>
-      <w:r>
-        <w:rPr>
-          <w:rFonts w:ascii="Arial" w:hAnsi="Arial" w:cs="Arial"/>
-          <w:sz w:val="27"/>
-          <w:szCs w:val="27"/>
-          <w:shd w:val="clear" w:color="auto" w:fill="F2F2F2"/>
-        </w:rPr>
-        <w:t>-</w:t>
-      </w:r>
-      <w:r>
-        <w:rPr>
-          <w:rFonts w:ascii="Arial" w:hAnsi="Arial" w:cs="Arial"/>
-          <w:sz w:val="27"/>
-          <w:szCs w:val="27"/>
-          <w:shd w:val="clear" w:color="auto" w:fill="F2F2F2"/>
-        </w:rPr>
-        <w:t>Payment</w:t>
-      </w:r>
-      <w:r>
-        <w:rPr>
-          <w:rFonts w:ascii="Arial" w:hAnsi="Arial" w:cs="Arial"/>
-          <w:sz w:val="27"/>
-          <w:szCs w:val="27"/>
-          <w:shd w:val="clear" w:color="auto" w:fill="F2F2F2"/>
-        </w:rPr>
-        <w:t>: simulated payment</w:t>
-      </w:r>
-    </w:p>
-    <w:p>
-      <w:pPr>
-        <w:rPr>
-          <w:rFonts w:ascii="Arial" w:hAnsi="Arial" w:cs="Arial"/>
-          <w:sz w:val="27"/>
-          <w:szCs w:val="27"/>
-          <w:shd w:val="clear" w:color="auto" w:fill="F2F2F2"/>
-        </w:rPr>
-      </w:pPr>
-    </w:p>
-    <w:p>
-      <w:r>
-        <w:rPr>
-          <w:rFonts w:ascii="Arial" w:hAnsi="Arial" w:cs="Arial"/>
-          <w:sz w:val="27"/>
-          <w:szCs w:val="27"/>
-          <w:shd w:val="clear" w:color="auto" w:fill="F2F2F2"/>
-        </w:rPr>
         <w:t>-Notification: simulated in app alerts and email notifications</w:t>
       </w:r>
     </w:p>
@@ -627,6 +507,9 @@
     <w:p/>
     <w:p>
       <w:r>
+        <w:rPr>
+          <w:noProof/>
+        </w:rPr>
         <w:lastRenderedPageBreak/>
         <w:drawing>
           <wp:inline distT="0" distB="0" distL="0" distR="0" wp14:anchorId="1842176D" wp14:editId="77FFF294">
@@ -644,7 +527,7 @@
                     <pic:cNvPicPr/>
                   </pic:nvPicPr>
                   <pic:blipFill>
-                    <a:blip r:embed="rId10"/>
+                    <a:blip r:embed="rId11"/>
                     <a:stretch>
                       <a:fillRect/>
                     </a:stretch>
@@ -668,6 +551,9 @@
     <w:p/>
     <w:p>
       <w:r>
+        <w:rPr>
+          <w:noProof/>
+        </w:rPr>
         <w:drawing>
           <wp:inline distT="0" distB="0" distL="0" distR="0" wp14:anchorId="1518DBB8" wp14:editId="0C9AA929">
             <wp:extent cx="3477895" cy="3746904"/>
@@ -684,7 +570,7 @@
                     <pic:cNvPicPr/>
                   </pic:nvPicPr>
                   <pic:blipFill>
-                    <a:blip r:embed="rId11"/>
+                    <a:blip r:embed="rId12"/>
                     <a:stretch>
                       <a:fillRect/>
                     </a:stretch>
@@ -708,6 +594,9 @@
     <w:p/>
     <w:p>
       <w:r>
+        <w:rPr>
+          <w:noProof/>
+        </w:rPr>
         <w:lastRenderedPageBreak/>
         <w:drawing>
           <wp:inline distT="0" distB="0" distL="0" distR="0" wp14:anchorId="041AEB50" wp14:editId="5D89D0C6">
@@ -725,7 +614,7 @@
                     <pic:cNvPicPr/>
                   </pic:nvPicPr>
                   <pic:blipFill>
-                    <a:blip r:embed="rId12"/>
+                    <a:blip r:embed="rId13"/>
                     <a:stretch>
                       <a:fillRect/>
                     </a:stretch>
@@ -749,6 +638,9 @@
     <w:p/>
     <w:p>
       <w:r>
+        <w:rPr>
+          <w:noProof/>
+        </w:rPr>
         <w:drawing>
           <wp:inline distT="0" distB="0" distL="0" distR="0" wp14:anchorId="7D179452" wp14:editId="066B9286">
             <wp:extent cx="3025211" cy="3436534"/>
@@ -765,7 +657,7 @@
                     <pic:cNvPicPr/>
                   </pic:nvPicPr>
                   <pic:blipFill>
-                    <a:blip r:embed="rId13"/>
+                    <a:blip r:embed="rId14"/>
                     <a:stretch>
                       <a:fillRect/>
                     </a:stretch>
@@ -789,6 +681,9 @@
     <w:p/>
     <w:p>
       <w:r>
+        <w:rPr>
+          <w:noProof/>
+        </w:rPr>
         <w:drawing>
           <wp:inline distT="0" distB="0" distL="0" distR="0" wp14:anchorId="200ED82F" wp14:editId="7488477B">
             <wp:extent cx="5287113" cy="1286054"/>
@@ -805,7 +700,7 @@
                     <pic:cNvPicPr/>
                   </pic:nvPicPr>
                   <pic:blipFill>
-                    <a:blip r:embed="rId14"/>
+                    <a:blip r:embed="rId15"/>
                     <a:stretch>
                       <a:fillRect/>
                     </a:stretch>
@@ -828,6 +723,9 @@
     </w:p>
     <w:p>
       <w:r>
+        <w:rPr>
+          <w:noProof/>
+        </w:rPr>
         <w:drawing>
           <wp:inline distT="0" distB="0" distL="0" distR="0" wp14:anchorId="5A17C294" wp14:editId="1654CC58">
             <wp:extent cx="5287010" cy="5250983"/>
@@ -844,7 +742,7 @@
                     <pic:cNvPicPr/>
                   </pic:nvPicPr>
                   <pic:blipFill>
-                    <a:blip r:embed="rId15"/>
+                    <a:blip r:embed="rId16"/>
                     <a:stretch>
                       <a:fillRect/>
                     </a:stretch>
@@ -873,16 +771,17 @@
     <w:p/>
     <w:p/>
     <w:p>
-      <w:proofErr w:type="spellStart"/>
       <w:r>
         <w:lastRenderedPageBreak/>
         <w:t>HomePage</w:t>
       </w:r>
-      <w:proofErr w:type="spellEnd"/>
       <w:r>
         <w:br/>
       </w:r>
       <w:r>
+        <w:rPr>
+          <w:noProof/>
+        </w:rPr>
         <w:drawing>
           <wp:inline distT="0" distB="0" distL="0" distR="0" wp14:anchorId="313FE96B" wp14:editId="12F1BD71">
             <wp:extent cx="5943600" cy="3983355"/>
@@ -899,7 +798,7 @@
                     <pic:cNvPicPr/>
                   </pic:nvPicPr>
                   <pic:blipFill>
-                    <a:blip r:embed="rId16"/>
+                    <a:blip r:embed="rId17"/>
                     <a:stretch>
                       <a:fillRect/>
                     </a:stretch>
@@ -921,14 +820,15 @@
       </w:r>
     </w:p>
     <w:p>
-      <w:proofErr w:type="spellStart"/>
       <w:r>
         <w:t>SignIn</w:t>
       </w:r>
-      <w:proofErr w:type="spellEnd"/>
-    </w:p>
-    <w:p>
-      <w:r>
+    </w:p>
+    <w:p>
+      <w:r>
+        <w:rPr>
+          <w:noProof/>
+        </w:rPr>
         <w:drawing>
           <wp:inline distT="0" distB="0" distL="0" distR="0" wp14:anchorId="51786E4B" wp14:editId="39728CBF">
             <wp:extent cx="3657600" cy="3375074"/>
@@ -945,7 +845,7 @@
                     <pic:cNvPicPr/>
                   </pic:nvPicPr>
                   <pic:blipFill>
-                    <a:blip r:embed="rId17"/>
+                    <a:blip r:embed="rId18"/>
                     <a:stretch>
                       <a:fillRect/>
                     </a:stretch>
@@ -969,15 +869,16 @@
     <w:p/>
     <w:p/>
     <w:p>
-      <w:proofErr w:type="spellStart"/>
       <w:r>
         <w:lastRenderedPageBreak/>
         <w:t>SignUp</w:t>
       </w:r>
-      <w:proofErr w:type="spellEnd"/>
-    </w:p>
-    <w:p>
-      <w:r>
+    </w:p>
+    <w:p>
+      <w:r>
+        <w:rPr>
+          <w:noProof/>
+        </w:rPr>
         <w:drawing>
           <wp:inline distT="0" distB="0" distL="0" distR="0" wp14:anchorId="75C12D53" wp14:editId="517A3F98">
             <wp:extent cx="3307222" cy="7135275"/>
@@ -994,7 +895,7 @@
                     <pic:cNvPicPr/>
                   </pic:nvPicPr>
                   <pic:blipFill>
-                    <a:blip r:embed="rId18"/>
+                    <a:blip r:embed="rId19"/>
                     <a:stretch>
                       <a:fillRect/>
                     </a:stretch>
@@ -1020,15 +921,16 @@
     <w:p/>
     <w:p/>
     <w:p>
-      <w:proofErr w:type="spellStart"/>
       <w:r>
         <w:lastRenderedPageBreak/>
         <w:t>NavBar</w:t>
       </w:r>
-      <w:proofErr w:type="spellEnd"/>
-    </w:p>
-    <w:p>
-      <w:r>
+    </w:p>
+    <w:p>
+      <w:r>
+        <w:rPr>
+          <w:noProof/>
+        </w:rPr>
         <w:drawing>
           <wp:inline distT="0" distB="0" distL="0" distR="0" wp14:anchorId="6AFA4A6A" wp14:editId="1113EABD">
             <wp:extent cx="1263889" cy="6554624"/>
@@ -1045,7 +947,7 @@
                     <pic:cNvPicPr/>
                   </pic:nvPicPr>
                   <pic:blipFill>
-                    <a:blip r:embed="rId19"/>
+                    <a:blip r:embed="rId20"/>
                     <a:stretch>
                       <a:fillRect/>
                     </a:stretch>
@@ -1081,6 +983,9 @@
     </w:p>
     <w:p>
       <w:r>
+        <w:rPr>
+          <w:noProof/>
+        </w:rPr>
         <w:drawing>
           <wp:inline distT="0" distB="0" distL="0" distR="0" wp14:anchorId="1BFB406E" wp14:editId="3F4E1CB3">
             <wp:extent cx="5943600" cy="2334260"/>
@@ -1097,7 +1002,7 @@
                     <pic:cNvPicPr/>
                   </pic:nvPicPr>
                   <pic:blipFill>
-                    <a:blip r:embed="rId20"/>
+                    <a:blip r:embed="rId21"/>
                     <a:stretch>
                       <a:fillRect/>
                     </a:stretch>
@@ -1126,6 +1031,9 @@
     </w:p>
     <w:p>
       <w:r>
+        <w:rPr>
+          <w:noProof/>
+        </w:rPr>
         <w:drawing>
           <wp:inline distT="0" distB="0" distL="0" distR="0" wp14:anchorId="0406C3A1" wp14:editId="1808175E">
             <wp:extent cx="5943600" cy="1968500"/>
@@ -1142,7 +1050,7 @@
                     <pic:cNvPicPr/>
                   </pic:nvPicPr>
                   <pic:blipFill>
-                    <a:blip r:embed="rId21"/>
+                    <a:blip r:embed="rId22"/>
                     <a:stretch>
                       <a:fillRect/>
                     </a:stretch>
@@ -1170,6 +1078,9 @@
     </w:p>
     <w:p>
       <w:r>
+        <w:rPr>
+          <w:noProof/>
+        </w:rPr>
         <w:drawing>
           <wp:inline distT="0" distB="0" distL="0" distR="0" wp14:anchorId="77EA4A6B" wp14:editId="78948D41">
             <wp:extent cx="5943600" cy="1326515"/>
@@ -1186,7 +1097,7 @@
                     <pic:cNvPicPr/>
                   </pic:nvPicPr>
                   <pic:blipFill>
-                    <a:blip r:embed="rId22"/>
+                    <a:blip r:embed="rId23"/>
                     <a:stretch>
                       <a:fillRect/>
                     </a:stretch>
@@ -1223,6 +1134,9 @@
     </w:p>
     <w:p>
       <w:r>
+        <w:rPr>
+          <w:noProof/>
+        </w:rPr>
         <w:drawing>
           <wp:inline distT="0" distB="0" distL="0" distR="0" wp14:anchorId="0F870219" wp14:editId="4C887D5C">
             <wp:extent cx="5943600" cy="1996440"/>
@@ -1239,7 +1153,7 @@
                     <pic:cNvPicPr/>
                   </pic:nvPicPr>
                   <pic:blipFill>
-                    <a:blip r:embed="rId23"/>
+                    <a:blip r:embed="rId24"/>
                     <a:stretch>
                       <a:fillRect/>
                     </a:stretch>
@@ -2992,6 +2906,29 @@
       <w:szCs w:val="20"/>
     </w:rPr>
   </w:style>
+  <w:style w:type="character" w:styleId="Hyperlink">
+    <w:name w:val="Hyperlink"/>
+    <w:basedOn w:val="DefaultParagraphFont"/>
+    <w:uiPriority w:val="99"/>
+    <w:unhideWhenUsed/>
+    <w:rsid w:val="002724FF"/>
+    <w:rPr>
+      <w:color w:val="467886" w:themeColor="hyperlink"/>
+      <w:u w:val="single"/>
+    </w:rPr>
+  </w:style>
+  <w:style w:type="character" w:styleId="UnresolvedMention">
+    <w:name w:val="Unresolved Mention"/>
+    <w:basedOn w:val="DefaultParagraphFont"/>
+    <w:uiPriority w:val="99"/>
+    <w:semiHidden/>
+    <w:unhideWhenUsed/>
+    <w:rsid w:val="002724FF"/>
+    <w:rPr>
+      <w:color w:val="605E5C"/>
+      <w:shd w:val="clear" w:color="auto" w:fill="E1DFDD"/>
+    </w:rPr>
+  </w:style>
 </w:styles>
 </file>
 
